--- a/05_Website_Angular/docs/Linaw-PH-Codebase.docx
+++ b/05_Website_Angular/docs/Linaw-PH-Codebase.docx
@@ -11345,7 +11345,7 @@
                 <w:sz w:val="16"/>
                 <w:szCs w:val="16"/>
               </w:rPr>
-              <w:t>evidence_kind is NULL or one of experience, project, certification, education</w:t>
+              <w:t>evidence_kind is NULL or one of experience, project, certification, education, document</w:t>
             </w:r>
           </w:p>
         </w:tc>

--- a/05_Website_Angular/docs/Linaw-PH-Codebase.docx
+++ b/05_Website_Angular/docs/Linaw-PH-Codebase.docx
@@ -4473,7 +4473,7 @@
                 <w:sz w:val="16"/>
                 <w:szCs w:val="16"/>
               </w:rPr>
-              <w:t xml:space="preserve">Ranked list with scores and tiers, structured resume beside any attached file, search and filters, the six statuses, the interview invitation. Withdrawn is absent from the picker.</w:t>
+              <w:t>Ranked list with scores and tiers, structured resume beside any attached file, search and filters, the ten statuses, the interview invitation. Withdrawn is absent from the picker.</w:t>
             </w:r>
           </w:p>
         </w:tc>
@@ -9227,7 +9227,7 @@
           <w:sz w:val="18"/>
           <w:szCs w:val="18"/>
         </w:rPr>
-        <w:t xml:space="preserve">Nothing in applications.ts filters an applicant out by score, and the six statuses are constrained in the database as well as in the route. Withdrawn cannot be set by a recruiter.</w:t>
+        <w:t>Nothing in applications.ts filters an applicant out by score, and the ten statuses are constrained in the database as well as in the route. Withdrawn cannot be set by a recruiter.</w:t>
       </w:r>
     </w:p>
     <w:p>
@@ -10865,7 +10865,7 @@
                 <w:sz w:val="16"/>
                 <w:szCs w:val="16"/>
               </w:rPr>
-              <w:t xml:space="preserve">status from submitted, review, shortlisted, rejected, hired, withdrawn</w:t>
+              <w:t>status from applied, for scheduling, for initial interview, for testing, shortlisted, final interview &amp; selection, job offer, hired/onboarding, not selected, withdrawn</w:t>
             </w:r>
           </w:p>
         </w:tc>
@@ -10925,7 +10925,7 @@
                 <w:sz w:val="16"/>
                 <w:szCs w:val="16"/>
               </w:rPr>
-              <w:t xml:space="preserve">the same six values, on both the old and the new status</w:t>
+              <w:t>the same ten values, on both the old and the new status</w:t>
             </w:r>
           </w:p>
         </w:tc>

--- a/05_Website_Angular/docs/Linaw-PH-Codebase.docx
+++ b/05_Website_Angular/docs/Linaw-PH-Codebase.docx
@@ -584,7 +584,7 @@
                 <w:sz w:val="16"/>
                 <w:szCs w:val="16"/>
               </w:rPr>
-              <w:t>Six automated suites</w:t>
+              <w:t>Eleven automated suites</w:t>
             </w:r>
           </w:p>
         </w:tc>
@@ -4473,7 +4473,7 @@
                 <w:sz w:val="16"/>
                 <w:szCs w:val="16"/>
               </w:rPr>
-              <w:t>Ranked list with scores and tiers, structured resume beside any attached file, search and filters, the ten statuses, the interview invitation. Withdrawn is absent from the picker.</w:t>
+              <w:t>Ranked list with scores and tiers, structured resume beside any attached file, search and filters, the ten statuses, the interview invitation with its optional proposed interview time. Withdrawn is absent from the picker.</w:t>
             </w:r>
           </w:p>
         </w:tc>
@@ -13730,7 +13730,7 @@
                 <w:sz w:val="16"/>
                 <w:szCs w:val="16"/>
               </w:rPr>
-              <w:t>Twenty-six tests over the rule-based reader — among them that a date range naming no months counts whole years rather than calendar years, that every parsed field is clamped so a hostile document cannot flood the database, and that a document nothing could be read from returns a failure rather than an empty résumé that would score a confident zero.</w:t>
+              <w:t>Forty-six tests over the rule-based reader — among them that a date range naming no months counts whole years rather than calendar years, that every parsed field is clamped so a hostile document cannot flood the database, and that a document nothing could be read from returns a failure rather than an empty résumé that would score a confident zero.</w:t>
             </w:r>
           </w:p>
         </w:tc>

--- a/05_Website_Angular/docs/Linaw-PH-Codebase.docx
+++ b/05_Website_Angular/docs/Linaw-PH-Codebase.docx
@@ -2490,7 +2490,7 @@
           <w:sz w:val="18"/>
           <w:szCs w:val="18"/>
         </w:rPr>
-        <w:t xml:space="preserve">52 aliases resolving to 25 canonical forms — where the 72.0 percent coverage figure in your Scope was measured, against the 25 terms seeded in the skills table. Careful reproducing it: a term is covered when an alias resolves to its CANONICAL form, not to its stored skill_norm. "MS Office" is stored as msoffice but normalises to microsoftoffice, and testing the stored value marks it uncovered when it is not. Synonyms only: "Java" is never folded into "JavaScript".</w:t>
+        <w:t>223 aliases resolving to 104 canonical forms — where the 81.7 percent coverage figure in your Scope was measured, against the 104 terms seeded in the skills table. Careful reproducing it: a term is covered when an alias resolves to its CANONICAL form, not to its stored skill_norm. "MS Office" is stored as msoffice but normalises to microsoftoffice, and testing the stored value marks it uncovered when it is not. Synonyms only: "Java" is never folded into "JavaScript".</w:t>
       </w:r>
     </w:p>
     <w:p>
